--- a/templates/termination-form.docx
+++ b/templates/termination-form.docx
@@ -701,7 +701,7 @@
                       <w:color w:val="000000"/>
                       <w:lang w:eastAsia="en-MY"/>
                     </w:rPr>
-                    <w:t>1</w:t>
+                    <w:t>${row_no}</w:t>
                   </w:r>
                 </w:p>
               </w:tc>
